--- a/water-erp/apps/api/模板文件/流标公示模板.docx
+++ b/water-erp/apps/api/模板文件/流标公示模板.docx
@@ -1,6 +1,6 @@
 
 <file path=word/document.xml><?xml version="1.0" encoding="utf-8"?>
-<w:document xmlns:wpc="http://schemas.microsoft.com/office/word/2010/wordprocessingCanvas" xmlns:cx="http://schemas.microsoft.com/office/drawing/2014/chartex" xmlns:cx1="http://schemas.microsoft.com/office/drawing/2015/9/8/chartex" xmlns:cx2="http://schemas.microsoft.com/office/drawing/2015/10/21/chartex" xmlns:cx3="http://schemas.microsoft.com/office/drawing/2016/5/9/chartex" xmlns:cx4="http://schemas.microsoft.com/office/drawing/2016/5/10/chartex" xmlns:cx5="http://schemas.microsoft.com/office/drawing/2016/5/11/chartex" xmlns:cx6="http://schemas.microsoft.com/office/drawing/2016/5/12/chartex" xmlns:cx7="http://schemas.microsoft.com/office/drawing/2016/5/13/chartex" xmlns:cx8="http://schemas.microsoft.com/office/drawing/2016/5/14/chartex" xmlns:mc="http://schemas.openxmlformats.org/markup-compatibility/2006" xmlns:aink="http://schemas.microsoft.com/office/drawing/2016/ink" xmlns:am3d="http://schemas.microsoft.com/office/drawing/2017/model3d" xmlns:o="urn:schemas-microsoft-com:office:office" xmlns:oel="http://schemas.microsoft.com/office/2019/extlst" xmlns:r="http://schemas.openxmlformats.org/officeDocument/2006/relationships" xmlns:m="http://schemas.openxmlformats.org/officeDocument/2006/math" xmlns:v="urn:schemas-microsoft-com:vml" xmlns:wp14="http://schemas.microsoft.com/office/word/2010/wordprocessingDrawing" xmlns:wp="http://schemas.openxmlformats.org/drawingml/2006/wordprocessingDrawing" xmlns:w10="urn:schemas-microsoft-com:office:word" xmlns:w="http://schemas.openxmlformats.org/wordprocessingml/2006/main" xmlns:w14="http://schemas.microsoft.com/office/word/2010/wordml" xmlns:w15="http://schemas.microsoft.com/office/word/2012/wordml" xmlns:w16cex="http://schemas.microsoft.com/office/word/2018/wordml/cex" xmlns:w16cid="http://schemas.microsoft.com/office/word/2016/wordml/cid" xmlns:w16="http://schemas.microsoft.com/office/word/2018/wordml" xmlns:w16du="http://schemas.microsoft.com/office/word/2023/wordml/word16du" xmlns:w16sdtdh="http://schemas.microsoft.com/office/word/2020/wordml/sdtdatahash" xmlns:w16sdtfl="http://schemas.microsoft.com/office/word/2024/wordml/sdtformatlock" xmlns:w16se="http://schemas.microsoft.com/office/word/2015/wordml/symex" xmlns:wpg="http://schemas.microsoft.com/office/word/2010/wordprocessingGroup" xmlns:wpi="http://schemas.microsoft.com/office/word/2010/wordprocessingInk" xmlns:wne="http://schemas.microsoft.com/office/word/2006/wordml" xmlns:wps="http://schemas.microsoft.com/office/word/2010/wordprocessingShape" mc:Ignorable="w14 w15 w16se w16cid w16 w16cex w16sdtdh w16sdtfl w16du wp14">
+<w:document xmlns:wpc="http://schemas.microsoft.com/office/word/2010/wordprocessingCanvas" xmlns:cx="http://schemas.microsoft.com/office/drawing/2014/chartex" xmlns:cx1="http://schemas.microsoft.com/office/drawing/2015/9/8/chartex" xmlns:cx2="http://schemas.microsoft.com/office/drawing/2015/10/21/chartex" xmlns:cx3="http://schemas.microsoft.com/office/drawing/2016/5/9/chartex" xmlns:cx4="http://schemas.microsoft.com/office/drawing/2016/5/10/chartex" xmlns:cx5="http://schemas.microsoft.com/office/drawing/2016/5/11/chartex" xmlns:cx6="http://schemas.microsoft.com/office/drawing/2016/5/12/chartex" xmlns:cx7="http://schemas.microsoft.com/office/drawing/2016/5/13/chartex" xmlns:cx8="http://schemas.microsoft.com/office/drawing/2016/5/14/chartex" xmlns:mc="http://schemas.openxmlformats.org/markup-compatibility/2006" xmlns:m="http://schemas.openxmlformats.org/officeDocument/2006/math" xmlns:aink="http://schemas.microsoft.com/office/drawing/2016/ink" xmlns:am3d="http://schemas.microsoft.com/office/drawing/2017/model3d" xmlns:oel="http://schemas.microsoft.com/office/2019/extlst" xmlns:r="http://schemas.openxmlformats.org/officeDocument/2006/relationships" xmlns:wp14="http://schemas.microsoft.com/office/word/2010/wordprocessingDrawing" xmlns:wp="http://schemas.openxmlformats.org/drawingml/2006/wordprocessingDrawing" xmlns:wpg="http://schemas.microsoft.com/office/word/2010/wordprocessingGroup" xmlns:wpi="http://schemas.microsoft.com/office/word/2010/wordprocessingInk" xmlns:wps="http://schemas.microsoft.com/office/word/2010/wordprocessingShape" xmlns:o="urn:schemas-microsoft-com:office:office" xmlns:v="urn:schemas-microsoft-com:vml" xmlns:w10="urn:schemas-microsoft-com:office:word" xmlns:w="http://schemas.openxmlformats.org/wordprocessingml/2006/main" xmlns:w14="http://schemas.microsoft.com/office/word/2010/wordml" xmlns:w15="http://schemas.microsoft.com/office/word/2012/wordml" xmlns:w16cex="http://schemas.microsoft.com/office/word/2018/wordml/cex" xmlns:w16cid="http://schemas.microsoft.com/office/word/2016/wordml/cid" xmlns:w16="http://schemas.microsoft.com/office/word/2018/wordml" xmlns:w16sdtdh="http://schemas.microsoft.com/office/word/2020/wordml/sdtdatahash" xmlns:w16sdtfl="http://schemas.microsoft.com/office/word/2024/wordml/sdtformatlock" xmlns:w16se="http://schemas.microsoft.com/office/word/2015/wordml/symex" xmlns:w16du="http://schemas.microsoft.com/office/word/2023/wordml/word16du" xmlns:wne="http://schemas.microsoft.com/office/word/2006/wordml" mc:Ignorable="w14 w15 w16se w16cid w16 w16cex w16sdtdh w16sdtfl w16du wp14">
   <w:body>
     <w:p>
       <w:pPr>
@@ -588,7 +588,7 @@
         <w:adjustRightInd w:val="0"/>
         <w:snapToGrid w:val="0"/>
         <w:spacing w:line="560" w:lineRule="exact"/>
-        <w:ind w:firstLineChars="200" w:firstLine="632"/>
+        <w:ind w:firstLineChars="200" w:firstLine="684"/>
         <w:jc w:val="left"/>
         <w:textAlignment w:val="baseline"/>
         <w:rPr>
@@ -603,15 +603,24 @@
       </w:pPr>
       <w:r>
         <w:rPr>
-          <w:rFonts w:ascii="Times New Roman" w:eastAsia="仿宋" w:hAnsi="Times New Roman" w:cs="仿宋" w:hint="eastAsia"/>
-          <w:snapToGrid w:val="0"/>
-          <w:color w:val="000000"/>
-          <w:spacing w:val="3"/>
-          <w:kern w:val="0"/>
-          <w:sz w:val="31"/>
-          <w:szCs w:val="31"/>
-        </w:rPr>
-        <w:t>四川水发勘测设计研究有限公司纪检监察部</w:t>
+          <w:rFonts w:ascii="Times New Roman" w:eastAsia="仿宋" w:hAnsi="Times New Roman" w:cs="Times New Roman" w:hint="eastAsia"/>
+          <w:spacing w:val="11"/>
+          <w:sz w:val="32"/>
+          <w:szCs w:val="32"/>
+        </w:rPr>
+        <w:t>监督部门：</w:t>
+      </w:r>
+      <w:r>
+        <w:rPr>
+          <w:rFonts w:ascii="Times New Roman" w:eastAsia="仿宋" w:hAnsi="Times New Roman" w:cs="仿宋" w:hint="eastAsia"/>
+          <w:snapToGrid w:val="0"/>
+          <w:color w:val="000000"/>
+          <w:spacing w:val="3"/>
+          <w:kern w:val="0"/>
+          <w:sz w:val="31"/>
+          <w:szCs w:val="31"/>
+        </w:rPr>
+        <w:t>{{监督部门}}</w:t>
       </w:r>
     </w:p>
     <w:p>
@@ -646,79 +655,79 @@
           <w:sz w:val="31"/>
           <w:szCs w:val="31"/>
         </w:rPr>
-        <w:t>地址：四川省成都市双流区红莲街三段</w:t>
-      </w:r>
-      <w:r>
-        <w:rPr>
-          <w:rFonts w:ascii="Times New Roman" w:eastAsia="仿宋" w:hAnsi="Times New Roman" w:cs="仿宋" w:hint="eastAsia"/>
-          <w:snapToGrid w:val="0"/>
-          <w:color w:val="000000"/>
-          <w:spacing w:val="3"/>
-          <w:kern w:val="0"/>
-          <w:sz w:val="31"/>
-          <w:szCs w:val="31"/>
-        </w:rPr>
-        <w:t>383</w:t>
-      </w:r>
-      <w:r>
-        <w:rPr>
-          <w:rFonts w:ascii="Times New Roman" w:eastAsia="仿宋" w:hAnsi="Times New Roman" w:cs="仿宋" w:hint="eastAsia"/>
-          <w:snapToGrid w:val="0"/>
-          <w:color w:val="000000"/>
-          <w:spacing w:val="3"/>
-          <w:kern w:val="0"/>
-          <w:sz w:val="31"/>
-          <w:szCs w:val="31"/>
-        </w:rPr>
-        <w:t>号四川水发集团</w:t>
-      </w:r>
-      <w:r>
-        <w:rPr>
-          <w:rFonts w:ascii="Times New Roman" w:eastAsia="仿宋" w:hAnsi="Times New Roman" w:cs="仿宋" w:hint="eastAsia"/>
-          <w:snapToGrid w:val="0"/>
-          <w:color w:val="000000"/>
-          <w:spacing w:val="3"/>
-          <w:kern w:val="0"/>
-          <w:sz w:val="31"/>
-          <w:szCs w:val="31"/>
-        </w:rPr>
-        <w:t>B</w:t>
-      </w:r>
-      <w:r>
-        <w:rPr>
-          <w:rFonts w:ascii="Times New Roman" w:eastAsia="仿宋" w:hAnsi="Times New Roman" w:cs="仿宋" w:hint="eastAsia"/>
-          <w:snapToGrid w:val="0"/>
-          <w:color w:val="000000"/>
-          <w:spacing w:val="3"/>
-          <w:kern w:val="0"/>
-          <w:sz w:val="31"/>
-          <w:szCs w:val="31"/>
-        </w:rPr>
-        <w:t>座</w:t>
-      </w:r>
-      <w:r>
-        <w:rPr>
-          <w:rFonts w:ascii="Times New Roman" w:eastAsia="仿宋" w:hAnsi="Times New Roman" w:cs="仿宋" w:hint="eastAsia"/>
-          <w:snapToGrid w:val="0"/>
-          <w:color w:val="000000"/>
-          <w:spacing w:val="3"/>
-          <w:kern w:val="0"/>
-          <w:sz w:val="31"/>
-          <w:szCs w:val="31"/>
-        </w:rPr>
-        <w:t>9</w:t>
-      </w:r>
-      <w:r>
-        <w:rPr>
-          <w:rFonts w:ascii="Times New Roman" w:eastAsia="仿宋" w:hAnsi="Times New Roman" w:cs="仿宋" w:hint="eastAsia"/>
-          <w:snapToGrid w:val="0"/>
-          <w:color w:val="000000"/>
-          <w:spacing w:val="3"/>
-          <w:kern w:val="0"/>
-          <w:sz w:val="31"/>
-          <w:szCs w:val="31"/>
-        </w:rPr>
-        <w:t>楼</w:t>
+        <w:t>地址：{{监督地址}}</w:t>
+      </w:r>
+      <w:r>
+        <w:rPr>
+          <w:rFonts w:ascii="Times New Roman" w:eastAsia="仿宋" w:hAnsi="Times New Roman" w:cs="仿宋" w:hint="eastAsia"/>
+          <w:snapToGrid w:val="0"/>
+          <w:color w:val="000000"/>
+          <w:spacing w:val="3"/>
+          <w:kern w:val="0"/>
+          <w:sz w:val="31"/>
+          <w:szCs w:val="31"/>
+        </w:rPr>
+        <w:t/>
+      </w:r>
+      <w:r>
+        <w:rPr>
+          <w:rFonts w:ascii="Times New Roman" w:eastAsia="仿宋" w:hAnsi="Times New Roman" w:cs="仿宋" w:hint="eastAsia"/>
+          <w:snapToGrid w:val="0"/>
+          <w:color w:val="000000"/>
+          <w:spacing w:val="3"/>
+          <w:kern w:val="0"/>
+          <w:sz w:val="31"/>
+          <w:szCs w:val="31"/>
+        </w:rPr>
+        <w:t/>
+      </w:r>
+      <w:r>
+        <w:rPr>
+          <w:rFonts w:ascii="Times New Roman" w:eastAsia="仿宋" w:hAnsi="Times New Roman" w:cs="仿宋" w:hint="eastAsia"/>
+          <w:snapToGrid w:val="0"/>
+          <w:color w:val="000000"/>
+          <w:spacing w:val="3"/>
+          <w:kern w:val="0"/>
+          <w:sz w:val="31"/>
+          <w:szCs w:val="31"/>
+        </w:rPr>
+        <w:t/>
+      </w:r>
+      <w:r>
+        <w:rPr>
+          <w:rFonts w:ascii="Times New Roman" w:eastAsia="仿宋" w:hAnsi="Times New Roman" w:cs="仿宋" w:hint="eastAsia"/>
+          <w:snapToGrid w:val="0"/>
+          <w:color w:val="000000"/>
+          <w:spacing w:val="3"/>
+          <w:kern w:val="0"/>
+          <w:sz w:val="31"/>
+          <w:szCs w:val="31"/>
+        </w:rPr>
+        <w:t/>
+      </w:r>
+      <w:r>
+        <w:rPr>
+          <w:rFonts w:ascii="Times New Roman" w:eastAsia="仿宋" w:hAnsi="Times New Roman" w:cs="仿宋" w:hint="eastAsia"/>
+          <w:snapToGrid w:val="0"/>
+          <w:color w:val="000000"/>
+          <w:spacing w:val="3"/>
+          <w:kern w:val="0"/>
+          <w:sz w:val="31"/>
+          <w:szCs w:val="31"/>
+        </w:rPr>
+        <w:t/>
+      </w:r>
+      <w:r>
+        <w:rPr>
+          <w:rFonts w:ascii="Times New Roman" w:eastAsia="仿宋" w:hAnsi="Times New Roman" w:cs="仿宋" w:hint="eastAsia"/>
+          <w:snapToGrid w:val="0"/>
+          <w:color w:val="000000"/>
+          <w:spacing w:val="3"/>
+          <w:kern w:val="0"/>
+          <w:sz w:val="31"/>
+          <w:szCs w:val="31"/>
+        </w:rPr>
+        <w:t/>
       </w:r>
     </w:p>
     <w:p>
@@ -753,7 +762,7 @@
           <w:sz w:val="31"/>
           <w:szCs w:val="31"/>
         </w:rPr>
-        <w:t>联系人：王先生、徐先生</w:t>
+        <w:t>联系人：{{监督人}}</w:t>
       </w:r>
     </w:p>
     <w:p>
@@ -800,7 +809,7 @@
           <w:sz w:val="31"/>
           <w:szCs w:val="31"/>
         </w:rPr>
-        <w:t>028-81753276</w:t>
+        <w:t>{{监督电话}}</w:t>
       </w:r>
     </w:p>
     <w:p>
@@ -875,7 +884,7 @@
           <w:sz w:val="31"/>
           <w:szCs w:val="31"/>
         </w:rPr>
-        <w:t>四川水发勘测设计研究有限公司</w:t>
+        <w:t>{{采购人名称}}</w:t>
       </w:r>
       <w:r>
         <w:rPr>
@@ -973,7 +982,7 @@
 </file>
 
 <file path=word/styles.xml><?xml version="1.0" encoding="utf-8"?>
-<w:styles xmlns:mc="http://schemas.openxmlformats.org/markup-compatibility/2006" xmlns:r="http://schemas.openxmlformats.org/officeDocument/2006/relationships" xmlns:w="http://schemas.openxmlformats.org/wordprocessingml/2006/main" xmlns:w14="http://schemas.microsoft.com/office/word/2010/wordml" xmlns:w15="http://schemas.microsoft.com/office/word/2012/wordml" xmlns:w16cex="http://schemas.microsoft.com/office/word/2018/wordml/cex" xmlns:w16cid="http://schemas.microsoft.com/office/word/2016/wordml/cid" xmlns:w16="http://schemas.microsoft.com/office/word/2018/wordml" xmlns:w16du="http://schemas.microsoft.com/office/word/2023/wordml/word16du" xmlns:w16sdtdh="http://schemas.microsoft.com/office/word/2020/wordml/sdtdatahash" xmlns:w16sdtfl="http://schemas.microsoft.com/office/word/2024/wordml/sdtformatlock" xmlns:w16se="http://schemas.microsoft.com/office/word/2015/wordml/symex" mc:Ignorable="w14 w15 w16se w16cid w16 w16cex w16sdtdh w16sdtfl w16du">
+<w:styles xmlns:mc="http://schemas.openxmlformats.org/markup-compatibility/2006" xmlns:r="http://schemas.openxmlformats.org/officeDocument/2006/relationships" xmlns:w="http://schemas.openxmlformats.org/wordprocessingml/2006/main" xmlns:w14="http://schemas.microsoft.com/office/word/2010/wordml" xmlns:w15="http://schemas.microsoft.com/office/word/2012/wordml" xmlns:w16cex="http://schemas.microsoft.com/office/word/2018/wordml/cex" xmlns:w16cid="http://schemas.microsoft.com/office/word/2016/wordml/cid" xmlns:w16="http://schemas.microsoft.com/office/word/2018/wordml" xmlns:w16sdtdh="http://schemas.microsoft.com/office/word/2020/wordml/sdtdatahash" xmlns:w16sdtfl="http://schemas.microsoft.com/office/word/2024/wordml/sdtformatlock" xmlns:w16se="http://schemas.microsoft.com/office/word/2015/wordml/symex" xmlns:w16du="http://schemas.microsoft.com/office/word/2023/wordml/word16du" mc:Ignorable="w14 w15 w16se w16cid w16 w16cex w16sdtdh w16sdtfl w16du">
   <w:docDefaults>
     <w:rPrDefault>
       <w:rPr>
